--- a/reference.docx
+++ b/reference.docx
@@ -2242,6 +2242,7 @@
     <w:pPr>
       <w:spacing w:beforeLines="100" w:before="100" w:afterLines="100" w:after="100"/>
       <w:ind w:leftChars="200" w:left="200" w:firstLineChars="0" w:firstLine="0"/>
+      <w:contextualSpacing/>
     </w:pPr>
     <w:rPr>
       <w:rFonts w:cstheme="majorBidi"/>

--- a/reference.docx
+++ b/reference.docx
@@ -2272,6 +2272,14 @@
     <w:qFormat/>
     <w:tblPr>
       <w:tblInd w:w="0" w:type="dxa"/>
+      <w:tblBorders>
+        <w:top w:val="single" w:sz="4" w:space="0" w:color="7F7F7F" w:themeColor="background1" w:themeShade="80"/>
+        <w:left w:val="single" w:sz="4" w:space="0" w:color="7F7F7F" w:themeColor="background1" w:themeShade="80"/>
+        <w:bottom w:val="single" w:sz="4" w:space="0" w:color="7F7F7F" w:themeColor="background1" w:themeShade="80"/>
+        <w:right w:val="single" w:sz="4" w:space="0" w:color="7F7F7F" w:themeColor="background1" w:themeShade="80"/>
+        <w:insideH w:val="single" w:sz="4" w:space="0" w:color="7F7F7F" w:themeColor="background1" w:themeShade="80"/>
+        <w:insideV w:val="single" w:sz="4" w:space="0" w:color="7F7F7F" w:themeColor="background1" w:themeShade="80"/>
+      </w:tblBorders>
       <w:tblCellMar>
         <w:top w:w="0" w:type="dxa"/>
         <w:left w:w="108" w:type="dxa"/>
@@ -2340,7 +2348,7 @@
     <w:link w:val="SourceCode"/>
     <w:rsid w:val="00497E97"/>
     <w:rPr>
-      <w:rFonts w:ascii="Times New Roman" w:hAnsi="Times New Roman"/>
+      <w:rFonts w:ascii="Cambria Math" w:hAnsi="Cambria Math"/>
       <w:sz w:val="22"/>
     </w:rPr>
   </w:style>
@@ -2385,7 +2393,7 @@
       <w:wordWrap w:val="0"/>
     </w:pPr>
     <w:rPr>
-      <w:rFonts w:ascii="Times New Roman" w:hAnsi="Times New Roman"/>
+      <w:rFonts w:ascii="Cambria Math" w:hAnsi="Cambria Math"/>
     </w:rPr>
   </w:style>
   <w:style w:type="character" w:customStyle="1" w:styleId="KeywordTok">
